--- a/2_Laboratorio/L04_Palindromo/docs/Practica4.docx
+++ b/2_Laboratorio/L04_Palindromo/docs/Practica4.docx
@@ -891,10 +891,10 @@
             <v:path o:extrusionok="f" gradientshapeok="t" o:connecttype="rect"/>
             <o:lock v:ext="edit" aspectratio="t"/>
           </v:shapetype>
-          <v:shape id="_x0000_i1074" type="#_x0000_t75" style="width:405.5pt;height:75.45pt" o:ole="">
+          <v:shape id="_x0000_i1025" type="#_x0000_t75" style="width:405.5pt;height:75.45pt" o:ole="">
             <v:imagedata r:id="rId13" o:title=""/>
           </v:shape>
-          <o:OLEObject Type="Embed" ProgID="Word.OpenDocumentText.12" ShapeID="_x0000_i1074" DrawAspect="Content" ObjectID="_1834358534" r:id="rId14"/>
+          <o:OLEObject Type="Embed" ProgID="Word.OpenDocumentText.12" ShapeID="_x0000_i1025" DrawAspect="Content" ObjectID="_1834399625" r:id="rId14"/>
         </w:object>
       </w:r>
     </w:p>
@@ -910,10 +910,10 @@
           <w:rFonts w:ascii="Proxima Nova" w:eastAsia="Proxima Nova" w:hAnsi="Proxima Nova" w:cs="Proxima Nova"/>
         </w:rPr>
         <w:object w:dxaOrig="12240" w:dyaOrig="2280" w14:anchorId="7B647A1E">
-          <v:shape id="_x0000_i1076" type="#_x0000_t75" style="width:405.5pt;height:75.45pt" o:ole="">
+          <v:shape id="_x0000_i1026" type="#_x0000_t75" style="width:405.5pt;height:75.45pt" o:ole="">
             <v:imagedata r:id="rId13" o:title=""/>
           </v:shape>
-          <o:OLEObject Type="Embed" ProgID="Word.OpenDocumentText.12" ShapeID="_x0000_i1076" DrawAspect="Content" ObjectID="_1834358535" r:id="rId15"/>
+          <o:OLEObject Type="Embed" ProgID="Word.OpenDocumentText.12" ShapeID="_x0000_i1026" DrawAspect="Content" ObjectID="_1834399626" r:id="rId15"/>
         </w:object>
       </w:r>
     </w:p>
@@ -1317,10 +1317,10 @@
           <w:rFonts w:ascii="Proxima Nova" w:eastAsia="Proxima Nova" w:hAnsi="Proxima Nova" w:cs="Proxima Nova"/>
         </w:rPr>
         <w:object w:dxaOrig="12240" w:dyaOrig="2280" w14:anchorId="0C513D55">
-          <v:shape id="_x0000_i1059" type="#_x0000_t75" style="width:405.5pt;height:75.45pt" o:ole="">
+          <v:shape id="_x0000_i1027" type="#_x0000_t75" style="width:405.5pt;height:75.45pt" o:ole="">
             <v:imagedata r:id="rId13" o:title=""/>
           </v:shape>
-          <o:OLEObject Type="Embed" ProgID="Word.OpenDocumentText.12" ShapeID="_x0000_i1059" DrawAspect="Content" ObjectID="_1834358536" r:id="rId16"/>
+          <o:OLEObject Type="Embed" ProgID="Word.OpenDocumentText.12" ShapeID="_x0000_i1027" DrawAspect="Content" ObjectID="_1834399627" r:id="rId16"/>
         </w:object>
       </w:r>
     </w:p>
@@ -1335,10 +1335,10 @@
           <w:rFonts w:ascii="Proxima Nova" w:eastAsia="Proxima Nova" w:hAnsi="Proxima Nova" w:cs="Proxima Nova"/>
         </w:rPr>
         <w:object w:dxaOrig="12240" w:dyaOrig="4560" w14:anchorId="7F8FDE53">
-          <v:shape id="_x0000_i1060" type="#_x0000_t75" style="width:405.5pt;height:150.9pt" o:ole="">
+          <v:shape id="_x0000_i1028" type="#_x0000_t75" style="width:405.5pt;height:150.9pt" o:ole="">
             <v:imagedata r:id="rId17" o:title=""/>
           </v:shape>
-          <o:OLEObject Type="Embed" ProgID="Word.OpenDocumentText.12" ShapeID="_x0000_i1060" DrawAspect="Content" ObjectID="_1834358537" r:id="rId18"/>
+          <o:OLEObject Type="Embed" ProgID="Word.OpenDocumentText.12" ShapeID="_x0000_i1028" DrawAspect="Content" ObjectID="_1834399628" r:id="rId18"/>
         </w:object>
       </w:r>
     </w:p>

--- a/2_Laboratorio/L04_Palindromo/docs/Practica4.docx
+++ b/2_Laboratorio/L04_Palindromo/docs/Practica4.docx
@@ -375,7 +375,7 @@
           <w:r>
             <w:fldChar w:fldCharType="separate"/>
           </w:r>
-          <w:hyperlink w:anchor="_Toc223744485" w:history="1">
+          <w:hyperlink w:anchor="_Toc223842186" w:history="1">
             <w:r>
               <w:rPr>
                 <w:rStyle w:val="Hipervnculo"/>
@@ -403,7 +403,7 @@
                 <w:noProof/>
                 <w:webHidden/>
               </w:rPr>
-              <w:instrText xml:space="preserve"> PAGEREF _Toc223744485 \h </w:instrText>
+              <w:instrText xml:space="preserve"> PAGEREF _Toc223842186 \h </w:instrText>
             </w:r>
             <w:r>
               <w:rPr>
@@ -450,7 +450,7 @@
               <w14:ligatures w14:val="standardContextual"/>
             </w:rPr>
           </w:pPr>
-          <w:hyperlink w:anchor="_Toc223744486" w:history="1">
+          <w:hyperlink w:anchor="_Toc223842187" w:history="1">
             <w:r>
               <w:rPr>
                 <w:rStyle w:val="Hipervnculo"/>
@@ -477,7 +477,7 @@
                 <w:noProof/>
                 <w:webHidden/>
               </w:rPr>
-              <w:instrText xml:space="preserve"> PAGEREF _Toc223744486 \h </w:instrText>
+              <w:instrText xml:space="preserve"> PAGEREF _Toc223842187 \h </w:instrText>
             </w:r>
             <w:r>
               <w:rPr>
@@ -524,7 +524,7 @@
               <w14:ligatures w14:val="standardContextual"/>
             </w:rPr>
           </w:pPr>
-          <w:hyperlink w:anchor="_Toc223744487" w:history="1">
+          <w:hyperlink w:anchor="_Toc223842188" w:history="1">
             <w:r>
               <w:rPr>
                 <w:rStyle w:val="Hipervnculo"/>
@@ -552,157 +552,7 @@
                 <w:noProof/>
                 <w:webHidden/>
               </w:rPr>
-              <w:instrText xml:space="preserve"> PAGEREF _Toc223744487 \h </w:instrText>
-            </w:r>
-            <w:r>
-              <w:rPr>
-                <w:noProof/>
-                <w:webHidden/>
-              </w:rPr>
-            </w:r>
-            <w:r>
-              <w:rPr>
-                <w:noProof/>
-                <w:webHidden/>
-              </w:rPr>
-              <w:fldChar w:fldCharType="separate"/>
-            </w:r>
-            <w:r>
-              <w:rPr>
-                <w:noProof/>
-                <w:webHidden/>
-              </w:rPr>
-              <w:t>6</w:t>
-            </w:r>
-            <w:r>
-              <w:rPr>
-                <w:noProof/>
-                <w:webHidden/>
-              </w:rPr>
-              <w:fldChar w:fldCharType="end"/>
-            </w:r>
-          </w:hyperlink>
-        </w:p>
-        <w:p>
-          <w:pPr>
-            <w:pStyle w:val="TDC1"/>
-            <w:tabs>
-              <w:tab w:val="right" w:leader="dot" w:pos="9350"/>
-            </w:tabs>
-            <w:rPr>
-              <w:rFonts w:asciiTheme="minorHAnsi" w:eastAsiaTheme="minorEastAsia" w:hAnsiTheme="minorHAnsi" w:cstheme="minorBidi"/>
-              <w:noProof/>
-              <w:kern w:val="2"/>
-              <w:sz w:val="24"/>
-              <w:szCs w:val="24"/>
-              <w:lang w:val="en-US"/>
-              <w14:ligatures w14:val="standardContextual"/>
-            </w:rPr>
-          </w:pPr>
-          <w:hyperlink w:anchor="_Toc223744488" w:history="1">
-            <w:r>
-              <w:rPr>
-                <w:rStyle w:val="Hipervnculo"/>
-                <w:rFonts w:ascii="Proxima Nova" w:eastAsia="Proxima Nova" w:hAnsi="Proxima Nova" w:cs="Proxima Nova"/>
-                <w:noProof/>
-              </w:rPr>
-              <w:t>Dificultades</w:t>
-            </w:r>
-            <w:r>
-              <w:rPr>
-                <w:noProof/>
-                <w:webHidden/>
-              </w:rPr>
-              <w:tab/>
-            </w:r>
-            <w:r>
-              <w:rPr>
-                <w:noProof/>
-                <w:webHidden/>
-              </w:rPr>
-              <w:fldChar w:fldCharType="begin"/>
-            </w:r>
-            <w:r>
-              <w:rPr>
-                <w:noProof/>
-                <w:webHidden/>
-              </w:rPr>
-              <w:instrText xml:space="preserve"> PAGEREF _Toc223744488 \h </w:instrText>
-            </w:r>
-            <w:r>
-              <w:rPr>
-                <w:noProof/>
-                <w:webHidden/>
-              </w:rPr>
-            </w:r>
-            <w:r>
-              <w:rPr>
-                <w:noProof/>
-                <w:webHidden/>
-              </w:rPr>
-              <w:fldChar w:fldCharType="separate"/>
-            </w:r>
-            <w:r>
-              <w:rPr>
-                <w:noProof/>
-                <w:webHidden/>
-              </w:rPr>
-              <w:t>6</w:t>
-            </w:r>
-            <w:r>
-              <w:rPr>
-                <w:noProof/>
-                <w:webHidden/>
-              </w:rPr>
-              <w:fldChar w:fldCharType="end"/>
-            </w:r>
-          </w:hyperlink>
-        </w:p>
-        <w:p>
-          <w:pPr>
-            <w:pStyle w:val="TDC1"/>
-            <w:tabs>
-              <w:tab w:val="right" w:leader="dot" w:pos="9350"/>
-            </w:tabs>
-            <w:rPr>
-              <w:rFonts w:asciiTheme="minorHAnsi" w:eastAsiaTheme="minorEastAsia" w:hAnsiTheme="minorHAnsi" w:cstheme="minorBidi"/>
-              <w:noProof/>
-              <w:kern w:val="2"/>
-              <w:sz w:val="24"/>
-              <w:szCs w:val="24"/>
-              <w:lang w:val="en-US"/>
-              <w14:ligatures w14:val="standardContextual"/>
-            </w:rPr>
-          </w:pPr>
-          <w:hyperlink w:anchor="_Toc223744489" w:history="1">
-            <w:r>
-              <w:rPr>
-                <w:rStyle w:val="Hipervnculo"/>
-                <w:rFonts w:ascii="Proxima Nova" w:eastAsia="Proxima Nova" w:hAnsi="Proxima Nova" w:cs="Proxima Nova"/>
-                <w:noProof/>
-              </w:rPr>
-              <w:t>Bibliografía</w:t>
-            </w:r>
-            <w:r>
-              <w:rPr>
-                <w:noProof/>
-                <w:webHidden/>
-              </w:rPr>
-              <w:tab/>
-            </w:r>
-            <w:r>
-              <w:rPr>
-                <w:noProof/>
-                <w:webHidden/>
-              </w:rPr>
-              <w:fldChar w:fldCharType="begin"/>
-            </w:r>
-            <w:r>
-              <w:rPr>
-                <w:noProof/>
-                <w:webHidden/>
-              </w:rPr>
-              <w:instrText xml:space="preserve"> PAGEREF _Toc223744489 \h </w:instrText>
+              <w:instrText xml:space="preserve"> PAGEREF _Toc223842188 \h </w:instrText>
             </w:r>
             <w:r>
               <w:rPr>
@@ -734,6 +584,156 @@
           </w:hyperlink>
         </w:p>
         <w:p>
+          <w:pPr>
+            <w:pStyle w:val="TDC1"/>
+            <w:tabs>
+              <w:tab w:val="right" w:leader="dot" w:pos="9350"/>
+            </w:tabs>
+            <w:rPr>
+              <w:rFonts w:asciiTheme="minorHAnsi" w:eastAsiaTheme="minorEastAsia" w:hAnsiTheme="minorHAnsi" w:cstheme="minorBidi"/>
+              <w:noProof/>
+              <w:kern w:val="2"/>
+              <w:sz w:val="24"/>
+              <w:szCs w:val="24"/>
+              <w:lang w:val="en-US"/>
+              <w14:ligatures w14:val="standardContextual"/>
+            </w:rPr>
+          </w:pPr>
+          <w:hyperlink w:anchor="_Toc223842189" w:history="1">
+            <w:r>
+              <w:rPr>
+                <w:rStyle w:val="Hipervnculo"/>
+                <w:rFonts w:ascii="Proxima Nova" w:eastAsia="Proxima Nova" w:hAnsi="Proxima Nova" w:cs="Proxima Nova"/>
+                <w:noProof/>
+              </w:rPr>
+              <w:t>Dificultades</w:t>
+            </w:r>
+            <w:r>
+              <w:rPr>
+                <w:noProof/>
+                <w:webHidden/>
+              </w:rPr>
+              <w:tab/>
+            </w:r>
+            <w:r>
+              <w:rPr>
+                <w:noProof/>
+                <w:webHidden/>
+              </w:rPr>
+              <w:fldChar w:fldCharType="begin"/>
+            </w:r>
+            <w:r>
+              <w:rPr>
+                <w:noProof/>
+                <w:webHidden/>
+              </w:rPr>
+              <w:instrText xml:space="preserve"> PAGEREF _Toc223842189 \h </w:instrText>
+            </w:r>
+            <w:r>
+              <w:rPr>
+                <w:noProof/>
+                <w:webHidden/>
+              </w:rPr>
+            </w:r>
+            <w:r>
+              <w:rPr>
+                <w:noProof/>
+                <w:webHidden/>
+              </w:rPr>
+              <w:fldChar w:fldCharType="separate"/>
+            </w:r>
+            <w:r>
+              <w:rPr>
+                <w:noProof/>
+                <w:webHidden/>
+              </w:rPr>
+              <w:t>7</w:t>
+            </w:r>
+            <w:r>
+              <w:rPr>
+                <w:noProof/>
+                <w:webHidden/>
+              </w:rPr>
+              <w:fldChar w:fldCharType="end"/>
+            </w:r>
+          </w:hyperlink>
+        </w:p>
+        <w:p>
+          <w:pPr>
+            <w:pStyle w:val="TDC1"/>
+            <w:tabs>
+              <w:tab w:val="right" w:leader="dot" w:pos="9350"/>
+            </w:tabs>
+            <w:rPr>
+              <w:rFonts w:asciiTheme="minorHAnsi" w:eastAsiaTheme="minorEastAsia" w:hAnsiTheme="minorHAnsi" w:cstheme="minorBidi"/>
+              <w:noProof/>
+              <w:kern w:val="2"/>
+              <w:sz w:val="24"/>
+              <w:szCs w:val="24"/>
+              <w:lang w:val="en-US"/>
+              <w14:ligatures w14:val="standardContextual"/>
+            </w:rPr>
+          </w:pPr>
+          <w:hyperlink w:anchor="_Toc223842190" w:history="1">
+            <w:r>
+              <w:rPr>
+                <w:rStyle w:val="Hipervnculo"/>
+                <w:rFonts w:ascii="Proxima Nova" w:eastAsia="Proxima Nova" w:hAnsi="Proxima Nova" w:cs="Proxima Nova"/>
+                <w:noProof/>
+              </w:rPr>
+              <w:t>Bibliografía</w:t>
+            </w:r>
+            <w:r>
+              <w:rPr>
+                <w:noProof/>
+                <w:webHidden/>
+              </w:rPr>
+              <w:tab/>
+            </w:r>
+            <w:r>
+              <w:rPr>
+                <w:noProof/>
+                <w:webHidden/>
+              </w:rPr>
+              <w:fldChar w:fldCharType="begin"/>
+            </w:r>
+            <w:r>
+              <w:rPr>
+                <w:noProof/>
+                <w:webHidden/>
+              </w:rPr>
+              <w:instrText xml:space="preserve"> PAGEREF _Toc223842190 \h </w:instrText>
+            </w:r>
+            <w:r>
+              <w:rPr>
+                <w:noProof/>
+                <w:webHidden/>
+              </w:rPr>
+            </w:r>
+            <w:r>
+              <w:rPr>
+                <w:noProof/>
+                <w:webHidden/>
+              </w:rPr>
+              <w:fldChar w:fldCharType="separate"/>
+            </w:r>
+            <w:r>
+              <w:rPr>
+                <w:noProof/>
+                <w:webHidden/>
+              </w:rPr>
+              <w:t>8</w:t>
+            </w:r>
+            <w:r>
+              <w:rPr>
+                <w:noProof/>
+                <w:webHidden/>
+              </w:rPr>
+              <w:fldChar w:fldCharType="end"/>
+            </w:r>
+          </w:hyperlink>
+        </w:p>
+        <w:p>
           <w:r>
             <w:rPr>
               <w:b/>
@@ -752,7 +752,7 @@
           <w:rFonts w:ascii="Proxima Nova" w:eastAsia="Proxima Nova" w:hAnsi="Proxima Nova" w:cs="Proxima Nova"/>
         </w:rPr>
       </w:pPr>
-      <w:bookmarkStart w:id="0" w:name="_Toc223744485"/>
+      <w:bookmarkStart w:id="0" w:name="_Toc223842186"/>
       <w:r>
         <w:rPr>
           <w:rFonts w:ascii="Proxima Nova" w:eastAsia="Proxima Nova" w:hAnsi="Proxima Nova" w:cs="Proxima Nova"/>
@@ -819,7 +819,7 @@
       <w:pPr>
         <w:pStyle w:val="Ttulo1"/>
       </w:pPr>
-      <w:bookmarkStart w:id="1" w:name="_Toc223744486"/>
+      <w:bookmarkStart w:id="1" w:name="_Toc223842187"/>
       <w:r>
         <w:t>Desarrollo</w:t>
       </w:r>
@@ -859,6 +859,8 @@
         <w:t xml:space="preserve">dirección de la cadena a utilizar, debe retornar la longitud de la cadena. </w:t>
       </w:r>
     </w:p>
+    <w:bookmarkStart w:id="2" w:name="_MON_1834452773"/>
+    <w:bookmarkEnd w:id="2"/>
     <w:p>
       <w:pPr>
         <w:pStyle w:val="Prrafodelista"/>
@@ -871,7 +873,7 @@
           <w:rFonts w:ascii="Proxima Nova" w:eastAsia="Proxima Nova" w:hAnsi="Proxima Nova" w:cs="Proxima Nova"/>
           <w:u w:val="single"/>
         </w:rPr>
-        <w:object w:dxaOrig="12240" w:dyaOrig="2280" w14:anchorId="509E8871">
+        <w:object w:dxaOrig="12240" w:dyaOrig="1710" w14:anchorId="509E8871">
           <v:shapetype id="_x0000_t75" coordsize="21600,21600" o:spt="75" o:preferrelative="t" path="m@4@5l@4@11@9@11@9@5xe" filled="f" stroked="f">
             <v:stroke joinstyle="miter"/>
             <v:formulas>
@@ -891,13 +893,15 @@
             <v:path o:extrusionok="f" gradientshapeok="t" o:connecttype="rect"/>
             <o:lock v:ext="edit" aspectratio="t"/>
           </v:shapetype>
-          <v:shape id="_x0000_i1025" type="#_x0000_t75" style="width:405.5pt;height:75.45pt" o:ole="">
+          <v:shape id="_x0000_i1025" type="#_x0000_t75" style="width:405.65pt;height:56.4pt" o:ole="">
             <v:imagedata r:id="rId13" o:title=""/>
           </v:shape>
-          <o:OLEObject Type="Embed" ProgID="Word.OpenDocumentText.12" ShapeID="_x0000_i1025" DrawAspect="Content" ObjectID="_1834399625" r:id="rId14"/>
+          <o:OLEObject Type="Embed" ProgID="Word.OpenDocumentText.12" ShapeID="_x0000_i1025" DrawAspect="Content" ObjectID="_1834455049" r:id="rId14"/>
         </w:object>
       </w:r>
     </w:p>
+    <w:bookmarkStart w:id="3" w:name="_MON_1834452837"/>
+    <w:bookmarkEnd w:id="3"/>
     <w:p>
       <w:pPr>
         <w:pStyle w:val="Prrafodelista"/>
@@ -909,12 +913,71 @@
         <w:rPr>
           <w:rFonts w:ascii="Proxima Nova" w:eastAsia="Proxima Nova" w:hAnsi="Proxima Nova" w:cs="Proxima Nova"/>
         </w:rPr>
-        <w:object w:dxaOrig="12240" w:dyaOrig="2280" w14:anchorId="7B647A1E">
-          <v:shape id="_x0000_i1026" type="#_x0000_t75" style="width:405.5pt;height:75.45pt" o:ole="">
-            <v:imagedata r:id="rId13" o:title=""/>
+        <w:object w:dxaOrig="12240" w:dyaOrig="6270" w14:anchorId="7B647A1E">
+          <v:shape id="_x0000_i1026" type="#_x0000_t75" style="width:423.4pt;height:216.55pt" o:ole="">
+            <v:imagedata r:id="rId15" o:title=""/>
           </v:shape>
-          <o:OLEObject Type="Embed" ProgID="Word.OpenDocumentText.12" ShapeID="_x0000_i1026" DrawAspect="Content" ObjectID="_1834399626" r:id="rId15"/>
+          <o:OLEObject Type="Embed" ProgID="Word.OpenDocumentText.12" ShapeID="_x0000_i1026" DrawAspect="Content" ObjectID="_1834455050" r:id="rId16"/>
         </w:object>
+      </w:r>
+    </w:p>
+    <w:p>
+      <w:pPr>
+        <w:pStyle w:val="Prrafodelista"/>
+        <w:rPr>
+          <w:rFonts w:ascii="Proxima Nova" w:eastAsia="Proxima Nova" w:hAnsi="Proxima Nova" w:cs="Proxima Nova"/>
+        </w:rPr>
+      </w:pPr>
+    </w:p>
+    <w:p>
+      <w:pPr>
+        <w:pStyle w:val="Prrafodelista"/>
+        <w:rPr>
+          <w:rFonts w:ascii="Proxima Nova" w:eastAsia="Proxima Nova" w:hAnsi="Proxima Nova" w:cs="Proxima Nova"/>
+          <w:lang w:val="es-MX"/>
+        </w:rPr>
+      </w:pPr>
+      <w:r>
+        <w:rPr>
+          <w:rFonts w:ascii="Proxima Nova" w:eastAsia="Proxima Nova" w:hAnsi="Proxima Nova" w:cs="Proxima Nova"/>
+          <w:noProof/>
+          <w:lang w:val="es-MX"/>
+        </w:rPr>
+        <w:drawing>
+          <wp:inline distT="0" distB="0" distL="0" distR="0" wp14:anchorId="7328E2C5" wp14:editId="6AF429CF">
+            <wp:extent cx="5399043" cy="3035808"/>
+            <wp:effectExtent l="0" t="0" r="0" b="0"/>
+            <wp:docPr id="1811290857" name="Imagen 1"/>
+            <wp:cNvGraphicFramePr>
+              <a:graphicFrameLocks xmlns:a="http://schemas.openxmlformats.org/drawingml/2006/main" noChangeAspect="1"/>
+            </wp:cNvGraphicFramePr>
+            <a:graphic xmlns:a="http://schemas.openxmlformats.org/drawingml/2006/main">
+              <a:graphicData uri="http://schemas.openxmlformats.org/drawingml/2006/picture">
+                <pic:pic xmlns:pic="http://schemas.openxmlformats.org/drawingml/2006/picture">
+                  <pic:nvPicPr>
+                    <pic:cNvPr id="1811290857" name=""/>
+                    <pic:cNvPicPr/>
+                  </pic:nvPicPr>
+                  <pic:blipFill>
+                    <a:blip r:embed="rId17"/>
+                    <a:stretch>
+                      <a:fillRect/>
+                    </a:stretch>
+                  </pic:blipFill>
+                  <pic:spPr>
+                    <a:xfrm>
+                      <a:off x="0" y="0"/>
+                      <a:ext cx="5426274" cy="3051120"/>
+                    </a:xfrm>
+                    <a:prstGeom prst="rect">
+                      <a:avLst/>
+                    </a:prstGeom>
+                  </pic:spPr>
+                </pic:pic>
+              </a:graphicData>
+            </a:graphic>
+          </wp:inline>
+        </w:drawing>
       </w:r>
     </w:p>
     <w:p>
@@ -942,6 +1005,72 @@
         <w:t xml:space="preserve"> la dirección de la cadena a imprimir, eso se debe modificar también en la subrutina anterior, finaliza la impresión utilizando el símbolo especial.</w:t>
       </w:r>
     </w:p>
+    <w:bookmarkStart w:id="4" w:name="_MON_1834453009"/>
+    <w:bookmarkEnd w:id="4"/>
+    <w:p>
+      <w:pPr>
+        <w:pStyle w:val="Prrafodelista"/>
+        <w:rPr>
+          <w:rFonts w:ascii="Proxima Nova" w:eastAsia="Proxima Nova" w:hAnsi="Proxima Nova" w:cs="Proxima Nova"/>
+        </w:rPr>
+      </w:pPr>
+      <w:r>
+        <w:rPr>
+          <w:rFonts w:ascii="Proxima Nova" w:eastAsia="Proxima Nova" w:hAnsi="Proxima Nova" w:cs="Proxima Nova"/>
+        </w:rPr>
+        <w:object w:dxaOrig="12240" w:dyaOrig="4845" w14:anchorId="5200503B">
+          <v:shape id="_x0000_i1027" type="#_x0000_t75" style="width:421.25pt;height:166.05pt" o:ole="">
+            <v:imagedata r:id="rId18" o:title=""/>
+          </v:shape>
+          <o:OLEObject Type="Embed" ProgID="Word.OpenDocumentText.12" ShapeID="_x0000_i1027" DrawAspect="Content" ObjectID="_1834455051" r:id="rId19"/>
+        </w:object>
+      </w:r>
+    </w:p>
+    <w:p>
+      <w:pPr>
+        <w:pStyle w:val="Prrafodelista"/>
+      </w:pPr>
+      <w:r>
+        <w:rPr>
+          <w:noProof/>
+        </w:rPr>
+        <w:drawing>
+          <wp:inline distT="0" distB="0" distL="0" distR="0" wp14:anchorId="4BBB35C8" wp14:editId="45DDBA03">
+            <wp:extent cx="5347411" cy="3006776"/>
+            <wp:effectExtent l="0" t="0" r="5715" b="3175"/>
+            <wp:docPr id="574380228" name="Imagen 1"/>
+            <wp:cNvGraphicFramePr>
+              <a:graphicFrameLocks xmlns:a="http://schemas.openxmlformats.org/drawingml/2006/main" noChangeAspect="1"/>
+            </wp:cNvGraphicFramePr>
+            <a:graphic xmlns:a="http://schemas.openxmlformats.org/drawingml/2006/main">
+              <a:graphicData uri="http://schemas.openxmlformats.org/drawingml/2006/picture">
+                <pic:pic xmlns:pic="http://schemas.openxmlformats.org/drawingml/2006/picture">
+                  <pic:nvPicPr>
+                    <pic:cNvPr id="574380228" name=""/>
+                    <pic:cNvPicPr/>
+                  </pic:nvPicPr>
+                  <pic:blipFill>
+                    <a:blip r:embed="rId20"/>
+                    <a:stretch>
+                      <a:fillRect/>
+                    </a:stretch>
+                  </pic:blipFill>
+                  <pic:spPr>
+                    <a:xfrm>
+                      <a:off x="0" y="0"/>
+                      <a:ext cx="5373998" cy="3021725"/>
+                    </a:xfrm>
+                    <a:prstGeom prst="rect">
+                      <a:avLst/>
+                    </a:prstGeom>
+                  </pic:spPr>
+                </pic:pic>
+              </a:graphicData>
+            </a:graphic>
+          </wp:inline>
+        </w:drawing>
+      </w:r>
+    </w:p>
     <w:p>
       <w:pPr>
         <w:pStyle w:val="Prrafodelista"/>
@@ -951,9 +1080,94 @@
         </w:numPr>
       </w:pPr>
       <w:r>
-        <w:lastRenderedPageBreak/>
         <w:t xml:space="preserve">(70%) Crear una subrutina que utilizando las instrucciones vistas en prácticas revise si una cadena de caracteres capturada en memoria es un palíndromo o no, debe imprimir un mensaje al final indicando el resultado. </w:t>
       </w:r>
+    </w:p>
+    <w:bookmarkStart w:id="5" w:name="_MON_1834453112"/>
+    <w:bookmarkEnd w:id="5"/>
+    <w:p>
+      <w:pPr>
+        <w:pStyle w:val="Prrafodelista"/>
+        <w:rPr>
+          <w:rFonts w:ascii="Proxima Nova" w:eastAsia="Proxima Nova" w:hAnsi="Proxima Nova" w:cs="Proxima Nova"/>
+        </w:rPr>
+      </w:pPr>
+      <w:r>
+        <w:rPr>
+          <w:rFonts w:ascii="Proxima Nova" w:eastAsia="Proxima Nova" w:hAnsi="Proxima Nova" w:cs="Proxima Nova"/>
+        </w:rPr>
+        <w:object w:dxaOrig="12240" w:dyaOrig="9690" w14:anchorId="4C734976">
+          <v:shape id="_x0000_i1028" type="#_x0000_t75" style="width:456.2pt;height:361.05pt" o:ole="">
+            <v:imagedata r:id="rId21" o:title=""/>
+          </v:shape>
+          <o:OLEObject Type="Embed" ProgID="Word.OpenDocumentText.12" ShapeID="_x0000_i1028" DrawAspect="Content" ObjectID="_1834455052" r:id="rId22"/>
+        </w:object>
+      </w:r>
+    </w:p>
+    <w:p>
+      <w:pPr>
+        <w:pStyle w:val="Prrafodelista"/>
+        <w:rPr>
+          <w:rFonts w:ascii="Proxima Nova" w:eastAsia="Proxima Nova" w:hAnsi="Proxima Nova" w:cs="Proxima Nova"/>
+        </w:rPr>
+      </w:pPr>
+    </w:p>
+    <w:p>
+      <w:pPr>
+        <w:pStyle w:val="Prrafodelista"/>
+        <w:rPr>
+          <w:lang w:val="en-US"/>
+        </w:rPr>
+      </w:pPr>
+      <w:r>
+        <w:rPr>
+          <w:noProof/>
+          <w:lang w:val="en-US"/>
+        </w:rPr>
+        <w:drawing>
+          <wp:inline distT="0" distB="0" distL="0" distR="0" wp14:anchorId="7A2D0559" wp14:editId="54FBD307">
+            <wp:extent cx="5810104" cy="3266942"/>
+            <wp:effectExtent l="0" t="0" r="635" b="0"/>
+            <wp:docPr id="1324212374" name="Imagen 1"/>
+            <wp:cNvGraphicFramePr>
+              <a:graphicFrameLocks xmlns:a="http://schemas.openxmlformats.org/drawingml/2006/main" noChangeAspect="1"/>
+            </wp:cNvGraphicFramePr>
+            <a:graphic xmlns:a="http://schemas.openxmlformats.org/drawingml/2006/main">
+              <a:graphicData uri="http://schemas.openxmlformats.org/drawingml/2006/picture">
+                <pic:pic xmlns:pic="http://schemas.openxmlformats.org/drawingml/2006/picture">
+                  <pic:nvPicPr>
+                    <pic:cNvPr id="1324212374" name=""/>
+                    <pic:cNvPicPr/>
+                  </pic:nvPicPr>
+                  <pic:blipFill>
+                    <a:blip r:embed="rId23"/>
+                    <a:stretch>
+                      <a:fillRect/>
+                    </a:stretch>
+                  </pic:blipFill>
+                  <pic:spPr>
+                    <a:xfrm>
+                      <a:off x="0" y="0"/>
+                      <a:ext cx="5815406" cy="3269923"/>
+                    </a:xfrm>
+                    <a:prstGeom prst="rect">
+                      <a:avLst/>
+                    </a:prstGeom>
+                  </pic:spPr>
+                </pic:pic>
+              </a:graphicData>
+            </a:graphic>
+          </wp:inline>
+        </w:drawing>
+      </w:r>
+    </w:p>
+    <w:p>
+      <w:pPr>
+        <w:pStyle w:val="Prrafodelista"/>
+        <w:rPr>
+          <w:lang w:val="en-US"/>
+        </w:rPr>
+      </w:pPr>
     </w:p>
     <w:p/>
     <w:p/>
@@ -1256,113 +1470,6 @@
     </w:p>
     <w:p>
       <w:pPr>
-        <w:ind w:left="1080"/>
-      </w:pPr>
-    </w:p>
-    <w:p>
-      <w:pPr>
-        <w:ind w:left="1080"/>
-      </w:pPr>
-    </w:p>
-    <w:p>
-      <w:pPr>
-        <w:ind w:left="1080"/>
-      </w:pPr>
-    </w:p>
-    <w:p>
-      <w:pPr>
-        <w:ind w:left="1080"/>
-      </w:pPr>
-    </w:p>
-    <w:p>
-      <w:pPr>
-        <w:pStyle w:val="Prrafodelista"/>
-        <w:numPr>
-          <w:ilvl w:val="0"/>
-          <w:numId w:val="19"/>
-        </w:numPr>
-      </w:pPr>
-      <w:r>
-        <w:t>Implementar un procedimiento que muestre los números pares desde el 0</w:t>
-      </w:r>
-      <w:r>
-        <w:t xml:space="preserve"> </w:t>
-      </w:r>
-      <w:r>
-        <w:t xml:space="preserve">al 100, utilizando la instrucción </w:t>
-      </w:r>
-      <w:proofErr w:type="spellStart"/>
-      <w:r>
-        <w:t>cmp</w:t>
-      </w:r>
-      <w:proofErr w:type="spellEnd"/>
-      <w:r>
-        <w:t xml:space="preserve"> y el salto condicional je.</w:t>
-      </w:r>
-      <w:r>
-        <w:t xml:space="preserve"> </w:t>
-      </w:r>
-    </w:p>
-    <w:bookmarkStart w:id="2" w:name="_MON_1834354103"/>
-    <w:bookmarkEnd w:id="2"/>
-    <w:p>
-      <w:pPr>
-        <w:pStyle w:val="Prrafodelista"/>
-        <w:rPr>
-          <w:rFonts w:ascii="Proxima Nova" w:eastAsia="Proxima Nova" w:hAnsi="Proxima Nova" w:cs="Proxima Nova"/>
-        </w:rPr>
-      </w:pPr>
-      <w:r>
-        <w:rPr>
-          <w:rFonts w:ascii="Proxima Nova" w:eastAsia="Proxima Nova" w:hAnsi="Proxima Nova" w:cs="Proxima Nova"/>
-        </w:rPr>
-        <w:object w:dxaOrig="12240" w:dyaOrig="2280" w14:anchorId="0C513D55">
-          <v:shape id="_x0000_i1027" type="#_x0000_t75" style="width:405.5pt;height:75.45pt" o:ole="">
-            <v:imagedata r:id="rId13" o:title=""/>
-          </v:shape>
-          <o:OLEObject Type="Embed" ProgID="Word.OpenDocumentText.12" ShapeID="_x0000_i1027" DrawAspect="Content" ObjectID="_1834399627" r:id="rId16"/>
-        </w:object>
-      </w:r>
-    </w:p>
-    <w:bookmarkStart w:id="3" w:name="_MON_1834354172"/>
-    <w:bookmarkEnd w:id="3"/>
-    <w:p>
-      <w:pPr>
-        <w:pStyle w:val="Prrafodelista"/>
-      </w:pPr>
-      <w:r>
-        <w:rPr>
-          <w:rFonts w:ascii="Proxima Nova" w:eastAsia="Proxima Nova" w:hAnsi="Proxima Nova" w:cs="Proxima Nova"/>
-        </w:rPr>
-        <w:object w:dxaOrig="12240" w:dyaOrig="4560" w14:anchorId="7F8FDE53">
-          <v:shape id="_x0000_i1028" type="#_x0000_t75" style="width:405.5pt;height:150.9pt" o:ole="">
-            <v:imagedata r:id="rId17" o:title=""/>
-          </v:shape>
-          <o:OLEObject Type="Embed" ProgID="Word.OpenDocumentText.12" ShapeID="_x0000_i1028" DrawAspect="Content" ObjectID="_1834399628" r:id="rId18"/>
-        </w:object>
-      </w:r>
-    </w:p>
-    <w:p>
-      <w:pPr>
-        <w:ind w:left="360"/>
-      </w:pPr>
-    </w:p>
-    <w:p>
-      <w:pPr>
-        <w:pStyle w:val="Prrafodelista"/>
-      </w:pPr>
-      <w:r>
-        <w:t>Obligatoriamente de cada paso debe tener las capturas del código y de la</w:t>
-      </w:r>
-      <w:r>
-        <w:t xml:space="preserve"> </w:t>
-      </w:r>
-      <w:r>
-        <w:t>terminal.</w:t>
-      </w:r>
-    </w:p>
-    <w:p>
-      <w:pPr>
         <w:pStyle w:val="Ttulo1"/>
         <w:rPr>
           <w:rFonts w:ascii="Proxima Nova" w:eastAsia="Proxima Nova" w:hAnsi="Proxima Nova" w:cs="Proxima Nova"/>
@@ -1370,7 +1477,7 @@
           <w:szCs w:val="52"/>
         </w:rPr>
       </w:pPr>
-      <w:bookmarkStart w:id="4" w:name="_Toc223744487"/>
+      <w:bookmarkStart w:id="6" w:name="_Toc223842188"/>
       <w:r>
         <w:rPr>
           <w:rFonts w:ascii="Proxima Nova" w:eastAsia="Proxima Nova" w:hAnsi="Proxima Nova" w:cs="Proxima Nova"/>
@@ -1379,39 +1486,509 @@
         </w:rPr>
         <w:t>Conclusiones</w:t>
       </w:r>
-      <w:bookmarkEnd w:id="4"/>
-    </w:p>
-    <w:p>
-      <w:pPr>
-        <w:rPr>
-          <w:lang w:val="es-MX"/>
-        </w:rPr>
-      </w:pPr>
-      <w:r>
-        <w:rPr>
-          <w:lang w:val="es-MX"/>
-        </w:rPr>
-        <w:t>La realización de esta práctica permitió comprender de manera más profunda el funcionamiento básico de la arquitectura i386 y la forma en que el procesador maneja los datos a través de sus registros. A diferencia de los lenguajes de alto nivel, el lenguaje ensamblador requiere un control directo sobre los registros, la memoria y el flujo de ejecución del programa, lo cual hace evidente cómo se ejecutan realmente las instrucciones dentro del procesador.</w:t>
-      </w:r>
-    </w:p>
-    <w:p>
-      <w:pPr>
-        <w:rPr>
-          <w:lang w:val="es-MX"/>
-        </w:rPr>
-      </w:pPr>
-    </w:p>
-    <w:p>
-      <w:pPr>
-        <w:rPr>
-          <w:lang w:val="es-MX"/>
-        </w:rPr>
-      </w:pPr>
-      <w:r>
-        <w:rPr>
-          <w:lang w:val="es-MX"/>
-        </w:rPr>
-        <w:t>Uno de los aprendizajes más importantes fue entender la relación entre los registros principales y sus subregistros, como es el caso de EAX, AX, AH y AL, y cómo la modificación de uno de estos puede afectar el contenido del registro completo. Este conocimiento es fundamental para evitar sobrescribir datos accidentalmente y para manipular la información de forma correcta.</w:t>
+      <w:bookmarkEnd w:id="6"/>
+    </w:p>
+    <w:p>
+      <w:pPr>
+        <w:rPr>
+          <w:lang w:val="es-MX"/>
+        </w:rPr>
+      </w:pPr>
+      <w:r>
+        <w:rPr>
+          <w:lang w:val="es-MX"/>
+        </w:rPr>
+        <w:t>En esta práctica se logró implementar exitosamente las tres subrutinas solicitadas: captura de una cadena (</w:t>
+      </w:r>
+      <w:proofErr w:type="spellStart"/>
+      <w:r>
+        <w:rPr>
+          <w:lang w:val="es-MX"/>
+        </w:rPr>
+        <w:t>inputStr</w:t>
+      </w:r>
+      <w:proofErr w:type="spellEnd"/>
+      <w:r>
+        <w:rPr>
+          <w:lang w:val="es-MX"/>
+        </w:rPr>
+        <w:t>), visualización de esta (</w:t>
+      </w:r>
+      <w:proofErr w:type="spellStart"/>
+      <w:r>
+        <w:rPr>
+          <w:lang w:val="es-MX"/>
+        </w:rPr>
+        <w:t>outputStr</w:t>
+      </w:r>
+      <w:proofErr w:type="spellEnd"/>
+      <w:r>
+        <w:rPr>
+          <w:lang w:val="es-MX"/>
+        </w:rPr>
+        <w:t>) y detección de palíndromos (</w:t>
+      </w:r>
+      <w:proofErr w:type="spellStart"/>
+      <w:r>
+        <w:rPr>
+          <w:lang w:val="es-MX"/>
+        </w:rPr>
+        <w:t>palindromo</w:t>
+      </w:r>
+      <w:proofErr w:type="spellEnd"/>
+      <w:r>
+        <w:rPr>
+          <w:lang w:val="es-MX"/>
+        </w:rPr>
+        <w:t>), utilizando únicamente las instrucciones permitidas (</w:t>
+      </w:r>
+      <w:proofErr w:type="spellStart"/>
+      <w:r>
+        <w:rPr>
+          <w:lang w:val="es-MX"/>
+        </w:rPr>
+        <w:t>add</w:t>
+      </w:r>
+      <w:proofErr w:type="spellEnd"/>
+      <w:r>
+        <w:rPr>
+          <w:lang w:val="es-MX"/>
+        </w:rPr>
+        <w:t xml:space="preserve">, sub, </w:t>
+      </w:r>
+      <w:proofErr w:type="spellStart"/>
+      <w:r>
+        <w:rPr>
+          <w:lang w:val="es-MX"/>
+        </w:rPr>
+        <w:t>mov</w:t>
+      </w:r>
+      <w:proofErr w:type="spellEnd"/>
+      <w:r>
+        <w:rPr>
+          <w:lang w:val="es-MX"/>
+        </w:rPr>
+        <w:t xml:space="preserve">, </w:t>
+      </w:r>
+      <w:proofErr w:type="spellStart"/>
+      <w:r>
+        <w:rPr>
+          <w:lang w:val="es-MX"/>
+        </w:rPr>
+        <w:t>jmp</w:t>
+      </w:r>
+      <w:proofErr w:type="spellEnd"/>
+      <w:r>
+        <w:rPr>
+          <w:lang w:val="es-MX"/>
+        </w:rPr>
+        <w:t xml:space="preserve">, </w:t>
+      </w:r>
+      <w:proofErr w:type="spellStart"/>
+      <w:r>
+        <w:rPr>
+          <w:lang w:val="es-MX"/>
+        </w:rPr>
+        <w:t>cmp</w:t>
+      </w:r>
+      <w:proofErr w:type="spellEnd"/>
+      <w:r>
+        <w:rPr>
+          <w:lang w:val="es-MX"/>
+        </w:rPr>
+        <w:t xml:space="preserve">, je, </w:t>
+      </w:r>
+      <w:proofErr w:type="spellStart"/>
+      <w:r>
+        <w:rPr>
+          <w:lang w:val="es-MX"/>
+        </w:rPr>
+        <w:t>loop</w:t>
+      </w:r>
+      <w:proofErr w:type="spellEnd"/>
+      <w:r>
+        <w:rPr>
+          <w:lang w:val="es-MX"/>
+        </w:rPr>
+        <w:t xml:space="preserve">, </w:t>
+      </w:r>
+      <w:proofErr w:type="spellStart"/>
+      <w:r>
+        <w:rPr>
+          <w:lang w:val="es-MX"/>
+        </w:rPr>
+        <w:t>getch</w:t>
+      </w:r>
+      <w:proofErr w:type="spellEnd"/>
+      <w:r>
+        <w:rPr>
+          <w:lang w:val="es-MX"/>
+        </w:rPr>
+        <w:t xml:space="preserve">, </w:t>
+      </w:r>
+      <w:proofErr w:type="spellStart"/>
+      <w:r>
+        <w:rPr>
+          <w:lang w:val="es-MX"/>
+        </w:rPr>
+        <w:t>getche</w:t>
+      </w:r>
+      <w:proofErr w:type="spellEnd"/>
+      <w:r>
+        <w:rPr>
+          <w:lang w:val="es-MX"/>
+        </w:rPr>
+        <w:t xml:space="preserve">, </w:t>
+      </w:r>
+      <w:proofErr w:type="spellStart"/>
+      <w:r>
+        <w:rPr>
+          <w:lang w:val="es-MX"/>
+        </w:rPr>
+        <w:t>puts</w:t>
+      </w:r>
+      <w:proofErr w:type="spellEnd"/>
+      <w:r>
+        <w:rPr>
+          <w:lang w:val="es-MX"/>
+        </w:rPr>
+        <w:t xml:space="preserve">, </w:t>
+      </w:r>
+      <w:proofErr w:type="spellStart"/>
+      <w:r>
+        <w:rPr>
+          <w:lang w:val="es-MX"/>
+        </w:rPr>
+        <w:t>putchar</w:t>
+      </w:r>
+      <w:proofErr w:type="spellEnd"/>
+      <w:r>
+        <w:rPr>
+          <w:lang w:val="es-MX"/>
+        </w:rPr>
+        <w:t xml:space="preserve">, </w:t>
+      </w:r>
+      <w:proofErr w:type="spellStart"/>
+      <w:r>
+        <w:rPr>
+          <w:lang w:val="es-MX"/>
+        </w:rPr>
+        <w:t>inc</w:t>
+      </w:r>
+      <w:proofErr w:type="spellEnd"/>
+      <w:r>
+        <w:rPr>
+          <w:lang w:val="es-MX"/>
+        </w:rPr>
+        <w:t xml:space="preserve">, </w:t>
+      </w:r>
+      <w:proofErr w:type="spellStart"/>
+      <w:r>
+        <w:rPr>
+          <w:lang w:val="es-MX"/>
+        </w:rPr>
+        <w:t>dec</w:t>
+      </w:r>
+      <w:proofErr w:type="spellEnd"/>
+      <w:r>
+        <w:rPr>
+          <w:lang w:val="es-MX"/>
+        </w:rPr>
+        <w:t>).</w:t>
+      </w:r>
+    </w:p>
+    <w:p>
+      <w:pPr>
+        <w:rPr>
+          <w:lang w:val="es-MX"/>
+        </w:rPr>
+      </w:pPr>
+    </w:p>
+    <w:p>
+      <w:pPr>
+        <w:rPr>
+          <w:lang w:val="es-MX"/>
+        </w:rPr>
+      </w:pPr>
+      <w:r>
+        <w:rPr>
+          <w:lang w:val="es-MX"/>
+        </w:rPr>
+        <w:t>Se puso en práctica el direccionamiento indirecto con registros base más desplazamiento ([</w:t>
+      </w:r>
+      <w:proofErr w:type="spellStart"/>
+      <w:r>
+        <w:rPr>
+          <w:lang w:val="es-MX"/>
+        </w:rPr>
+        <w:t>edx</w:t>
+      </w:r>
+      <w:proofErr w:type="spellEnd"/>
+      <w:r>
+        <w:rPr>
+          <w:lang w:val="es-MX"/>
+        </w:rPr>
+        <w:t xml:space="preserve"> + </w:t>
+      </w:r>
+      <w:proofErr w:type="spellStart"/>
+      <w:r>
+        <w:rPr>
+          <w:lang w:val="es-MX"/>
+        </w:rPr>
+        <w:t>edi</w:t>
+      </w:r>
+      <w:proofErr w:type="spellEnd"/>
+      <w:r>
+        <w:rPr>
+          <w:lang w:val="es-MX"/>
+        </w:rPr>
+        <w:t>]), lo que permitió acceder de manera eficiente a cada carácter de la cadena. Además, se comprendió la importancia de manejar correctamente los registros de propósito general (</w:t>
+      </w:r>
+      <w:proofErr w:type="spellStart"/>
+      <w:r>
+        <w:rPr>
+          <w:lang w:val="es-MX"/>
+        </w:rPr>
+        <w:t>eax</w:t>
+      </w:r>
+      <w:proofErr w:type="spellEnd"/>
+      <w:r>
+        <w:rPr>
+          <w:lang w:val="es-MX"/>
+        </w:rPr>
+        <w:t xml:space="preserve">, </w:t>
+      </w:r>
+      <w:proofErr w:type="spellStart"/>
+      <w:r>
+        <w:rPr>
+          <w:lang w:val="es-MX"/>
+        </w:rPr>
+        <w:t>ebx</w:t>
+      </w:r>
+      <w:proofErr w:type="spellEnd"/>
+      <w:r>
+        <w:rPr>
+          <w:lang w:val="es-MX"/>
+        </w:rPr>
+        <w:t xml:space="preserve">, </w:t>
+      </w:r>
+      <w:proofErr w:type="spellStart"/>
+      <w:r>
+        <w:rPr>
+          <w:lang w:val="es-MX"/>
+        </w:rPr>
+        <w:t>ecx</w:t>
+      </w:r>
+      <w:proofErr w:type="spellEnd"/>
+      <w:r>
+        <w:rPr>
+          <w:lang w:val="es-MX"/>
+        </w:rPr>
+        <w:t xml:space="preserve">, </w:t>
+      </w:r>
+      <w:proofErr w:type="spellStart"/>
+      <w:r>
+        <w:rPr>
+          <w:lang w:val="es-MX"/>
+        </w:rPr>
+        <w:t>edx</w:t>
+      </w:r>
+      <w:proofErr w:type="spellEnd"/>
+      <w:r>
+        <w:rPr>
+          <w:lang w:val="es-MX"/>
+        </w:rPr>
+        <w:t xml:space="preserve">, </w:t>
+      </w:r>
+      <w:proofErr w:type="spellStart"/>
+      <w:r>
+        <w:rPr>
+          <w:lang w:val="es-MX"/>
+        </w:rPr>
+        <w:t>esi</w:t>
+      </w:r>
+      <w:proofErr w:type="spellEnd"/>
+      <w:r>
+        <w:rPr>
+          <w:lang w:val="es-MX"/>
+        </w:rPr>
+        <w:t xml:space="preserve">, </w:t>
+      </w:r>
+      <w:proofErr w:type="spellStart"/>
+      <w:r>
+        <w:rPr>
+          <w:lang w:val="es-MX"/>
+        </w:rPr>
+        <w:t>edi</w:t>
+      </w:r>
+      <w:proofErr w:type="spellEnd"/>
+      <w:r>
+        <w:rPr>
+          <w:lang w:val="es-MX"/>
+        </w:rPr>
+        <w:t>) para no interferir con datos necesarios en otras partes del programa</w:t>
+      </w:r>
+      <w:r>
+        <w:rPr>
+          <w:lang w:val="es-MX"/>
+        </w:rPr>
+        <w:t xml:space="preserve"> como al momento de </w:t>
+      </w:r>
+      <w:r>
+        <w:rPr>
+          <w:lang w:val="es-MX"/>
+        </w:rPr>
+        <w:t>utilizar subregistros como al, ah, etc</w:t>
+      </w:r>
+      <w:r>
+        <w:rPr>
+          <w:lang w:val="es-MX"/>
+        </w:rPr>
+        <w:t>.</w:t>
+      </w:r>
+    </w:p>
+    <w:p>
+      <w:pPr>
+        <w:rPr>
+          <w:lang w:val="es-MX"/>
+        </w:rPr>
+      </w:pPr>
+    </w:p>
+    <w:p>
+      <w:pPr>
+        <w:rPr>
+          <w:lang w:val="es-MX"/>
+        </w:rPr>
+      </w:pPr>
+      <w:r>
+        <w:rPr>
+          <w:lang w:val="es-MX"/>
+        </w:rPr>
+        <w:t xml:space="preserve">La subrutina </w:t>
+      </w:r>
+      <w:proofErr w:type="spellStart"/>
+      <w:r>
+        <w:rPr>
+          <w:lang w:val="es-MX"/>
+        </w:rPr>
+        <w:t>inputStr</w:t>
+      </w:r>
+      <w:proofErr w:type="spellEnd"/>
+      <w:r>
+        <w:rPr>
+          <w:lang w:val="es-MX"/>
+        </w:rPr>
+        <w:t xml:space="preserve"> demostró cómo capturar caracteres hasta un símbolo especial (+) y almacenarlos en memoria, añadiendo al final un terminador nulo para compatibilidad con futuras impresiones. Por su parte, </w:t>
+      </w:r>
+      <w:proofErr w:type="spellStart"/>
+      <w:r>
+        <w:rPr>
+          <w:lang w:val="es-MX"/>
+        </w:rPr>
+        <w:t>outputStr</w:t>
+      </w:r>
+      <w:proofErr w:type="spellEnd"/>
+      <w:r>
+        <w:rPr>
+          <w:lang w:val="es-MX"/>
+        </w:rPr>
+        <w:t xml:space="preserve"> mostró cómo recorrer e imprimir una cadena carácter por carácter hasta encontrar el delimitador o alcanzar la longitud indicada.</w:t>
+      </w:r>
+    </w:p>
+    <w:p>
+      <w:pPr>
+        <w:rPr>
+          <w:lang w:val="es-MX"/>
+        </w:rPr>
+      </w:pPr>
+    </w:p>
+    <w:p>
+      <w:pPr>
+        <w:rPr>
+          <w:lang w:val="es-MX"/>
+        </w:rPr>
+      </w:pPr>
+      <w:r>
+        <w:rPr>
+          <w:lang w:val="es-MX"/>
+        </w:rPr>
+        <w:t xml:space="preserve">Finalmente, </w:t>
+      </w:r>
+      <w:proofErr w:type="spellStart"/>
+      <w:r>
+        <w:rPr>
+          <w:lang w:val="es-MX"/>
+        </w:rPr>
+        <w:t>palindromo</w:t>
+      </w:r>
+      <w:proofErr w:type="spellEnd"/>
+      <w:r>
+        <w:rPr>
+          <w:lang w:val="es-MX"/>
+        </w:rPr>
+        <w:t xml:space="preserve"> evidenció la utilidad de los índices izquierdo (</w:t>
+      </w:r>
+      <w:proofErr w:type="spellStart"/>
+      <w:r>
+        <w:rPr>
+          <w:lang w:val="es-MX"/>
+        </w:rPr>
+        <w:t>esi</w:t>
+      </w:r>
+      <w:proofErr w:type="spellEnd"/>
+      <w:r>
+        <w:rPr>
+          <w:lang w:val="es-MX"/>
+        </w:rPr>
+        <w:t>) y derecho (</w:t>
+      </w:r>
+      <w:proofErr w:type="spellStart"/>
+      <w:r>
+        <w:rPr>
+          <w:lang w:val="es-MX"/>
+        </w:rPr>
+        <w:t>edi</w:t>
+      </w:r>
+      <w:proofErr w:type="spellEnd"/>
+      <w:r>
+        <w:rPr>
+          <w:lang w:val="es-MX"/>
+        </w:rPr>
+        <w:t xml:space="preserve">) para comparar desde los extremos y determinar si una cadena es o no un palíndromo, imprimiendo el mensaje correspondiente mediante nuestra propia rutina de visualización, cumpliendo así con el objetivo de no depender de funciones externas como </w:t>
+      </w:r>
+      <w:proofErr w:type="spellStart"/>
+      <w:r>
+        <w:rPr>
+          <w:lang w:val="es-MX"/>
+        </w:rPr>
+        <w:t>puts</w:t>
+      </w:r>
+      <w:proofErr w:type="spellEnd"/>
+      <w:r>
+        <w:rPr>
+          <w:lang w:val="es-MX"/>
+        </w:rPr>
+        <w:t>.</w:t>
+      </w:r>
+    </w:p>
+    <w:p>
+      <w:pPr>
+        <w:rPr>
+          <w:lang w:val="es-MX"/>
+        </w:rPr>
+      </w:pPr>
+    </w:p>
+    <w:p>
+      <w:pPr>
+        <w:rPr>
+          <w:lang w:val="es-MX"/>
+        </w:rPr>
+      </w:pPr>
+      <w:r>
+        <w:rPr>
+          <w:lang w:val="es-MX"/>
+        </w:rPr>
+        <w:t>Con esta práctica se afianzaron conceptos fundamentales de ensamblador: manejo de memoria, modos de direccionamiento, control de flujo con saltos condicionales y comunicación entre subrutinas a través de registros.</w:t>
       </w:r>
     </w:p>
     <w:p>
@@ -1423,7 +2000,7 @@
           <w:szCs w:val="52"/>
         </w:rPr>
       </w:pPr>
-      <w:bookmarkStart w:id="5" w:name="_Toc223744488"/>
+      <w:bookmarkStart w:id="7" w:name="_Toc223842189"/>
       <w:r>
         <w:rPr>
           <w:rFonts w:ascii="Proxima Nova" w:eastAsia="Proxima Nova" w:hAnsi="Proxima Nova" w:cs="Proxima Nova"/>
@@ -1432,62 +2009,195 @@
         </w:rPr>
         <w:t>Dificultades</w:t>
       </w:r>
-      <w:bookmarkEnd w:id="5"/>
-    </w:p>
-    <w:p>
-      <w:r>
-        <w:t>Durante el desarrollo de la práctica se presentaron algunas dificultades relacionadas con la comprensión del funcionamiento de los registros en la arquitectura i386. En particular, resultó complejo entender cómo se relacionan los subregistros con los registros principales. Por ejemplo, el registro AL forma parte del registro EAX</w:t>
-      </w:r>
-      <w:r>
-        <w:t xml:space="preserve"> [1</w:t>
-      </w:r>
-      <w:proofErr w:type="gramStart"/>
-      <w:r>
-        <w:t xml:space="preserve">] </w:t>
-      </w:r>
-      <w:r>
-        <w:t>,</w:t>
-      </w:r>
-      <w:proofErr w:type="gramEnd"/>
-      <w:r>
-        <w:t xml:space="preserve"> por lo que al modificar el contenido de AL también se está alterando una parte del valor almacenado en EAX. Esto puede provocar errores si no se tiene cuidado al manipular los registros, ya que se pueden sobrescribir datos que posteriormente se necesitan.</w:t>
-      </w:r>
-    </w:p>
-    <w:p/>
-    <w:p>
-      <w:r>
-        <w:t>Otra dificultad fue comprender el funcionamiento de las instrucciones de salto condicional (</w:t>
+      <w:bookmarkEnd w:id="7"/>
+    </w:p>
+    <w:p>
+      <w:pPr>
+        <w:rPr>
+          <w:lang w:val="es-MX"/>
+        </w:rPr>
+      </w:pPr>
+      <w:r>
+        <w:rPr>
+          <w:lang w:val="es-MX"/>
+        </w:rPr>
+        <w:t>Manejo de índices y comparaciones</w:t>
+      </w:r>
+    </w:p>
+    <w:p>
+      <w:pPr>
+        <w:rPr>
+          <w:lang w:val="es-MX"/>
+        </w:rPr>
+      </w:pPr>
+    </w:p>
+    <w:p>
+      <w:pPr>
+        <w:rPr>
+          <w:lang w:val="es-MX"/>
+        </w:rPr>
+      </w:pPr>
+      <w:r>
+        <w:rPr>
+          <w:lang w:val="es-MX"/>
+        </w:rPr>
+        <w:t xml:space="preserve">Al principio resultó complejo </w:t>
+      </w:r>
+      <w:r>
+        <w:rPr>
+          <w:lang w:val="es-MX"/>
+        </w:rPr>
+        <w:t xml:space="preserve">utilizar los registros </w:t>
       </w:r>
       <w:proofErr w:type="spellStart"/>
       <w:r>
-        <w:t>jump</w:t>
+        <w:rPr>
+          <w:lang w:val="es-MX"/>
+        </w:rPr>
+        <w:t>edi</w:t>
       </w:r>
       <w:proofErr w:type="spellEnd"/>
-      <w:proofErr w:type="gramStart"/>
-      <w:r>
-        <w:t>)</w:t>
-      </w:r>
-      <w:r>
-        <w:t>[</w:t>
-      </w:r>
-      <w:proofErr w:type="gramEnd"/>
-      <w:r>
-        <w:t>2]</w:t>
-      </w:r>
-      <w:r>
-        <w:t xml:space="preserve">. Estas instrucciones generalmente dependen del resultado de una comparación realizada previamente con la instrucción </w:t>
-      </w:r>
-      <w:r>
-        <w:rPr>
-          <w:lang w:val="es-MX"/>
-        </w:rPr>
-        <w:t>(</w:t>
+      <w:r>
+        <w:rPr>
+          <w:lang w:val="es-MX"/>
+        </w:rPr>
+        <w:t xml:space="preserve"> y </w:t>
       </w:r>
       <w:proofErr w:type="spellStart"/>
       <w:r>
         <w:rPr>
           <w:lang w:val="es-MX"/>
         </w:rPr>
+        <w:t>esi</w:t>
+      </w:r>
+      <w:proofErr w:type="spellEnd"/>
+      <w:r>
+        <w:rPr>
+          <w:lang w:val="es-MX"/>
+        </w:rPr>
+        <w:t xml:space="preserve"> porque nunca se </w:t>
+      </w:r>
+      <w:r>
+        <w:rPr>
+          <w:lang w:val="es-MX"/>
+        </w:rPr>
+        <w:t>preguntó</w:t>
+      </w:r>
+      <w:r>
+        <w:rPr>
+          <w:lang w:val="es-MX"/>
+        </w:rPr>
+        <w:t xml:space="preserve"> </w:t>
+      </w:r>
+      <w:r>
+        <w:rPr>
+          <w:lang w:val="es-MX"/>
+        </w:rPr>
+        <w:t>dónde</w:t>
+      </w:r>
+      <w:r>
+        <w:rPr>
+          <w:lang w:val="es-MX"/>
+        </w:rPr>
+        <w:t xml:space="preserve"> se inicializaban y se daba por </w:t>
+      </w:r>
+      <w:r>
+        <w:rPr>
+          <w:lang w:val="es-MX"/>
+        </w:rPr>
+        <w:t>hecho</w:t>
+      </w:r>
+      <w:r>
+        <w:rPr>
+          <w:lang w:val="es-MX"/>
+        </w:rPr>
+        <w:t xml:space="preserve"> que al momento de utilizar </w:t>
+      </w:r>
+      <w:proofErr w:type="spellStart"/>
+      <w:r>
+        <w:rPr>
+          <w:lang w:val="es-MX"/>
+        </w:rPr>
+        <w:t>getche</w:t>
+      </w:r>
+      <w:proofErr w:type="spellEnd"/>
+      <w:r>
+        <w:rPr>
+          <w:lang w:val="es-MX"/>
+        </w:rPr>
+        <w:t xml:space="preserve"> se iniciaba</w:t>
+      </w:r>
+      <w:r>
+        <w:rPr>
+          <w:lang w:val="es-MX"/>
+        </w:rPr>
+        <w:t xml:space="preserve"> además </w:t>
+      </w:r>
+      <w:r>
+        <w:rPr>
+          <w:lang w:val="es-MX"/>
+        </w:rPr>
+        <w:t>de coordinar</w:t>
+      </w:r>
+      <w:r>
+        <w:rPr>
+          <w:lang w:val="es-MX"/>
+        </w:rPr>
+        <w:t xml:space="preserve"> los registros </w:t>
+      </w:r>
+      <w:proofErr w:type="spellStart"/>
+      <w:r>
+        <w:rPr>
+          <w:lang w:val="es-MX"/>
+        </w:rPr>
+        <w:t>esi</w:t>
+      </w:r>
+      <w:proofErr w:type="spellEnd"/>
+      <w:r>
+        <w:rPr>
+          <w:lang w:val="es-MX"/>
+        </w:rPr>
+        <w:t xml:space="preserve"> y </w:t>
+      </w:r>
+      <w:proofErr w:type="spellStart"/>
+      <w:r>
+        <w:rPr>
+          <w:lang w:val="es-MX"/>
+        </w:rPr>
+        <w:t>edi</w:t>
+      </w:r>
+      <w:proofErr w:type="spellEnd"/>
+      <w:r>
+        <w:rPr>
+          <w:lang w:val="es-MX"/>
+        </w:rPr>
+        <w:t xml:space="preserve"> para recorrer la cadena desde ambos extremos sin perderse, especialmente al momento de detener el ciclo cuando los índices se cruzaban.</w:t>
+      </w:r>
+    </w:p>
+    <w:p>
+      <w:pPr>
+        <w:rPr>
+          <w:lang w:val="es-MX"/>
+        </w:rPr>
+      </w:pPr>
+    </w:p>
+    <w:p>
+      <w:pPr>
+        <w:rPr>
+          <w:lang w:val="es-MX"/>
+        </w:rPr>
+      </w:pPr>
+      <w:r>
+        <w:rPr>
+          <w:lang w:val="es-MX"/>
+        </w:rPr>
+        <w:t xml:space="preserve">Se solucionó utilizando </w:t>
+      </w:r>
+      <w:proofErr w:type="spellStart"/>
+      <w:r>
+        <w:rPr>
+          <w:lang w:val="es-MX"/>
+        </w:rPr>
         <w:t>cmp</w:t>
       </w:r>
       <w:proofErr w:type="spellEnd"/>
@@ -1495,42 +2205,483 @@
         <w:rPr>
           <w:lang w:val="es-MX"/>
         </w:rPr>
-        <w:t>)</w:t>
-      </w:r>
-      <w:r>
-        <w:t>. Dependiendo del resultado de esta comparación, el flujo del programa puede saltar hacia una sección posterior o regresar a una sección anterior del código. Entender cuándo utilizar cada tipo de salto (por ejemplo: JE, JNE, JG, JL, JGE, JLE) fue importante para implementar correctamente estructuras de control similares a condicionales y ciclos presentes en otros lenguajes de programación.</w:t>
-      </w:r>
-    </w:p>
-    <w:p>
-      <w:pPr>
-        <w:rPr>
-          <w:u w:val="single"/>
-        </w:rPr>
-      </w:pPr>
-    </w:p>
-    <w:p>
-      <w:r>
-        <w:t xml:space="preserve">También resultó complicado comprender el funcionamiento de la rutina </w:t>
+        <w:t xml:space="preserve"> </w:t>
       </w:r>
       <w:proofErr w:type="spellStart"/>
       <w:r>
-        <w:t>printHex</w:t>
+        <w:rPr>
+          <w:lang w:val="es-MX"/>
+        </w:rPr>
+        <w:t>esi</w:t>
       </w:r>
       <w:proofErr w:type="spellEnd"/>
       <w:r>
-        <w:t xml:space="preserve"> utilizada para mostrar valores en formato hexadecimal. Esta rutina requiere que se le proporcione una cadena de al menos 8 bytes donde se almacenará el resultado de la conversión. Además, es necesario cargar previamente en el registro EAX el número que se desea convertir a hexadecimal. Si estos requisitos no se cumplen correctamente, la rutina no produce el resultado esperado.</w:t>
-      </w:r>
-    </w:p>
-    <w:p/>
-    <w:p>
-      <w:pPr>
-        <w:rPr>
-          <w:lang w:val="es-MX"/>
-        </w:rPr>
-      </w:pPr>
-      <w:r>
-        <w:lastRenderedPageBreak/>
-        <w:t>A pesar de estas dificultades iniciales, la práctica permitió comprender mejor la manipulación directa de registros, el control del flujo del programa mediante instrucciones de salto y el uso de rutinas auxiliares para la visualización de datos.</w:t>
+        <w:rPr>
+          <w:lang w:val="es-MX"/>
+        </w:rPr>
+        <w:t xml:space="preserve">, </w:t>
+      </w:r>
+      <w:proofErr w:type="spellStart"/>
+      <w:r>
+        <w:rPr>
+          <w:lang w:val="es-MX"/>
+        </w:rPr>
+        <w:t>edi</w:t>
+      </w:r>
+      <w:proofErr w:type="spellEnd"/>
+      <w:r>
+        <w:rPr>
+          <w:lang w:val="es-MX"/>
+        </w:rPr>
+        <w:t xml:space="preserve"> y saltos condicionales (je, </w:t>
+      </w:r>
+      <w:proofErr w:type="spellStart"/>
+      <w:r>
+        <w:rPr>
+          <w:lang w:val="es-MX"/>
+        </w:rPr>
+        <w:t>jne</w:t>
+      </w:r>
+      <w:proofErr w:type="spellEnd"/>
+      <w:r>
+        <w:rPr>
+          <w:lang w:val="es-MX"/>
+        </w:rPr>
+        <w:t>) para decidir cuándo terminar.</w:t>
+      </w:r>
+    </w:p>
+    <w:p>
+      <w:pPr>
+        <w:rPr>
+          <w:lang w:val="es-MX"/>
+        </w:rPr>
+      </w:pPr>
+    </w:p>
+    <w:p>
+      <w:pPr>
+        <w:rPr>
+          <w:lang w:val="es-MX"/>
+        </w:rPr>
+      </w:pPr>
+      <w:r>
+        <w:rPr>
+          <w:lang w:val="es-MX"/>
+        </w:rPr>
+        <w:t>Uso del delimitador personalizado</w:t>
+      </w:r>
+    </w:p>
+    <w:p>
+      <w:pPr>
+        <w:rPr>
+          <w:lang w:val="es-MX"/>
+        </w:rPr>
+      </w:pPr>
+    </w:p>
+    <w:p>
+      <w:pPr>
+        <w:rPr>
+          <w:lang w:val="es-MX"/>
+        </w:rPr>
+      </w:pPr>
+      <w:r>
+        <w:rPr>
+          <w:lang w:val="es-MX"/>
+        </w:rPr>
+        <w:t xml:space="preserve">La decisión de usar el carácter '+' como fin de captura, en lugar del tradicional Enter, obligó a modificar tanto </w:t>
+      </w:r>
+      <w:proofErr w:type="spellStart"/>
+      <w:r>
+        <w:rPr>
+          <w:lang w:val="es-MX"/>
+        </w:rPr>
+        <w:t>inputStr</w:t>
+      </w:r>
+      <w:proofErr w:type="spellEnd"/>
+      <w:r>
+        <w:rPr>
+          <w:lang w:val="es-MX"/>
+        </w:rPr>
+        <w:t xml:space="preserve"> como </w:t>
+      </w:r>
+      <w:proofErr w:type="spellStart"/>
+      <w:r>
+        <w:rPr>
+          <w:lang w:val="es-MX"/>
+        </w:rPr>
+        <w:t>outputStr</w:t>
+      </w:r>
+      <w:proofErr w:type="spellEnd"/>
+      <w:r>
+        <w:rPr>
+          <w:lang w:val="es-MX"/>
+        </w:rPr>
+        <w:t xml:space="preserve"> para que ambas reconocieran el mismo símbolo.</w:t>
+      </w:r>
+    </w:p>
+    <w:p>
+      <w:pPr>
+        <w:rPr>
+          <w:lang w:val="es-MX"/>
+        </w:rPr>
+      </w:pPr>
+    </w:p>
+    <w:p>
+      <w:pPr>
+        <w:rPr>
+          <w:lang w:val="es-MX"/>
+        </w:rPr>
+      </w:pPr>
+      <w:r>
+        <w:rPr>
+          <w:lang w:val="es-MX"/>
+        </w:rPr>
+        <w:t xml:space="preserve">Fue necesario asegurar que el terminador nulo (0) se agregara después del último carácter capturado, para poder utilizar </w:t>
+      </w:r>
+      <w:proofErr w:type="spellStart"/>
+      <w:r>
+        <w:rPr>
+          <w:lang w:val="es-MX"/>
+        </w:rPr>
+        <w:t>puts</w:t>
+      </w:r>
+      <w:proofErr w:type="spellEnd"/>
+      <w:r>
+        <w:rPr>
+          <w:lang w:val="es-MX"/>
+        </w:rPr>
+        <w:t xml:space="preserve"> de la librería</w:t>
+      </w:r>
+      <w:r>
+        <w:rPr>
+          <w:lang w:val="es-MX"/>
+        </w:rPr>
+        <w:t xml:space="preserve"> sin problemas.</w:t>
+      </w:r>
+    </w:p>
+    <w:p>
+      <w:pPr>
+        <w:rPr>
+          <w:lang w:val="es-MX"/>
+        </w:rPr>
+      </w:pPr>
+    </w:p>
+    <w:p>
+      <w:pPr>
+        <w:rPr>
+          <w:lang w:val="es-MX"/>
+        </w:rPr>
+      </w:pPr>
+      <w:r>
+        <w:rPr>
+          <w:lang w:val="es-MX"/>
+        </w:rPr>
+        <w:t>Coordinación entre subrutinas</w:t>
+      </w:r>
+    </w:p>
+    <w:p>
+      <w:pPr>
+        <w:rPr>
+          <w:lang w:val="es-MX"/>
+        </w:rPr>
+      </w:pPr>
+    </w:p>
+    <w:p>
+      <w:pPr>
+        <w:rPr>
+          <w:lang w:val="es-MX"/>
+        </w:rPr>
+      </w:pPr>
+      <w:r>
+        <w:rPr>
+          <w:lang w:val="es-MX"/>
+        </w:rPr>
+        <w:t xml:space="preserve">Al principio, </w:t>
+      </w:r>
+      <w:proofErr w:type="spellStart"/>
+      <w:r>
+        <w:rPr>
+          <w:lang w:val="es-MX"/>
+        </w:rPr>
+        <w:t>inputStr</w:t>
+      </w:r>
+      <w:proofErr w:type="spellEnd"/>
+      <w:r>
+        <w:rPr>
+          <w:lang w:val="es-MX"/>
+        </w:rPr>
+        <w:t xml:space="preserve"> no retornaba la longitud de la cadena, lo que dificultaba su uso en </w:t>
+      </w:r>
+      <w:proofErr w:type="spellStart"/>
+      <w:r>
+        <w:rPr>
+          <w:lang w:val="es-MX"/>
+        </w:rPr>
+        <w:t>palindromo</w:t>
+      </w:r>
+      <w:proofErr w:type="spellEnd"/>
+      <w:r>
+        <w:rPr>
+          <w:lang w:val="es-MX"/>
+        </w:rPr>
+        <w:t xml:space="preserve">. Se corrigió almacenando la longitud en </w:t>
+      </w:r>
+      <w:proofErr w:type="spellStart"/>
+      <w:r>
+        <w:rPr>
+          <w:lang w:val="es-MX"/>
+        </w:rPr>
+        <w:t>edi</w:t>
+      </w:r>
+      <w:proofErr w:type="spellEnd"/>
+      <w:r>
+        <w:rPr>
+          <w:lang w:val="es-MX"/>
+        </w:rPr>
+        <w:t xml:space="preserve"> y manteniendo ese valor para la siguiente rutina.</w:t>
+      </w:r>
+    </w:p>
+    <w:p>
+      <w:pPr>
+        <w:rPr>
+          <w:lang w:val="es-MX"/>
+        </w:rPr>
+      </w:pPr>
+    </w:p>
+    <w:p>
+      <w:pPr>
+        <w:rPr>
+          <w:lang w:val="es-MX"/>
+        </w:rPr>
+      </w:pPr>
+      <w:r>
+        <w:rPr>
+          <w:lang w:val="es-MX"/>
+        </w:rPr>
+        <w:t>También hubo que tener cuidado de no modificar registros que contenían valores importantes (como la dirección de la cadena) sin antes preservarlos.</w:t>
+      </w:r>
+    </w:p>
+    <w:p>
+      <w:pPr>
+        <w:rPr>
+          <w:lang w:val="es-MX"/>
+        </w:rPr>
+      </w:pPr>
+    </w:p>
+    <w:p>
+      <w:pPr>
+        <w:rPr>
+          <w:lang w:val="es-MX"/>
+        </w:rPr>
+      </w:pPr>
+      <w:r>
+        <w:rPr>
+          <w:lang w:val="es-MX"/>
+        </w:rPr>
+        <w:t>Control de saltos y bucles</w:t>
+      </w:r>
+    </w:p>
+    <w:p>
+      <w:pPr>
+        <w:rPr>
+          <w:lang w:val="es-MX"/>
+        </w:rPr>
+      </w:pPr>
+    </w:p>
+    <w:p>
+      <w:pPr>
+        <w:rPr>
+          <w:lang w:val="es-MX"/>
+        </w:rPr>
+      </w:pPr>
+      <w:r>
+        <w:rPr>
+          <w:lang w:val="es-MX"/>
+        </w:rPr>
+        <w:t>En ocasiones los bucles no terminaban correctamente debido a comparaciones mal planteadas o a la omisión de incrementos/decrementos.</w:t>
+      </w:r>
+    </w:p>
+    <w:p>
+      <w:pPr>
+        <w:rPr>
+          <w:lang w:val="es-MX"/>
+        </w:rPr>
+      </w:pPr>
+    </w:p>
+    <w:p>
+      <w:pPr>
+        <w:rPr>
+          <w:lang w:val="es-MX"/>
+        </w:rPr>
+      </w:pPr>
+      <w:r>
+        <w:rPr>
+          <w:lang w:val="es-MX"/>
+        </w:rPr>
+        <w:t>Se depuró cada ciclo verificando manualmente los valores de los registros con pequeños mensajes de prueba (aunque no se incluyen en el código final).</w:t>
+      </w:r>
+    </w:p>
+    <w:p>
+      <w:pPr>
+        <w:rPr>
+          <w:lang w:val="es-MX"/>
+        </w:rPr>
+      </w:pPr>
+    </w:p>
+    <w:p>
+      <w:pPr>
+        <w:rPr>
+          <w:lang w:val="es-MX"/>
+        </w:rPr>
+      </w:pPr>
+      <w:r>
+        <w:rPr>
+          <w:lang w:val="es-MX"/>
+        </w:rPr>
+        <w:t>Compatibilidad con la librería pc_io.inc</w:t>
+      </w:r>
+    </w:p>
+    <w:p>
+      <w:pPr>
+        <w:rPr>
+          <w:lang w:val="es-MX"/>
+        </w:rPr>
+      </w:pPr>
+    </w:p>
+    <w:p>
+      <w:pPr>
+        <w:rPr>
+          <w:lang w:val="es-MX"/>
+        </w:rPr>
+      </w:pPr>
+      <w:r>
+        <w:rPr>
+          <w:lang w:val="es-MX"/>
+        </w:rPr>
+        <w:t xml:space="preserve">Aunque se usaron las funciones </w:t>
+      </w:r>
+      <w:proofErr w:type="spellStart"/>
+      <w:r>
+        <w:rPr>
+          <w:lang w:val="es-MX"/>
+        </w:rPr>
+        <w:t>getche</w:t>
+      </w:r>
+      <w:proofErr w:type="spellEnd"/>
+      <w:r>
+        <w:rPr>
+          <w:lang w:val="es-MX"/>
+        </w:rPr>
+        <w:t xml:space="preserve">, </w:t>
+      </w:r>
+      <w:proofErr w:type="spellStart"/>
+      <w:r>
+        <w:rPr>
+          <w:lang w:val="es-MX"/>
+        </w:rPr>
+        <w:t>putchar</w:t>
+      </w:r>
+      <w:proofErr w:type="spellEnd"/>
+      <w:r>
+        <w:rPr>
+          <w:lang w:val="es-MX"/>
+        </w:rPr>
+        <w:t xml:space="preserve"> y </w:t>
+      </w:r>
+      <w:proofErr w:type="spellStart"/>
+      <w:r>
+        <w:rPr>
+          <w:lang w:val="es-MX"/>
+        </w:rPr>
+        <w:t>puts</w:t>
+      </w:r>
+      <w:proofErr w:type="spellEnd"/>
+      <w:r>
+        <w:rPr>
+          <w:lang w:val="es-MX"/>
+        </w:rPr>
+        <w:t xml:space="preserve"> de la librería, hubo que entender cómo afectaban los registros (por ejemplo, </w:t>
+      </w:r>
+      <w:proofErr w:type="spellStart"/>
+      <w:r>
+        <w:rPr>
+          <w:lang w:val="es-MX"/>
+        </w:rPr>
+        <w:t>puts</w:t>
+      </w:r>
+      <w:proofErr w:type="spellEnd"/>
+      <w:r>
+        <w:rPr>
+          <w:lang w:val="es-MX"/>
+        </w:rPr>
+        <w:t xml:space="preserve"> modifica </w:t>
+      </w:r>
+      <w:proofErr w:type="spellStart"/>
+      <w:r>
+        <w:rPr>
+          <w:lang w:val="es-MX"/>
+        </w:rPr>
+        <w:t>edx</w:t>
+      </w:r>
+      <w:proofErr w:type="spellEnd"/>
+      <w:r>
+        <w:rPr>
+          <w:lang w:val="es-MX"/>
+        </w:rPr>
+        <w:t>) para no perder datos importantes.</w:t>
+      </w:r>
+    </w:p>
+    <w:p>
+      <w:pPr>
+        <w:rPr>
+          <w:lang w:val="es-MX"/>
+        </w:rPr>
+      </w:pPr>
+    </w:p>
+    <w:p>
+      <w:pPr>
+        <w:rPr>
+          <w:lang w:val="es-MX"/>
+        </w:rPr>
+      </w:pPr>
+      <w:r>
+        <w:rPr>
+          <w:lang w:val="es-MX"/>
+        </w:rPr>
+        <w:t xml:space="preserve">Se optó por guardar en </w:t>
+      </w:r>
+      <w:proofErr w:type="spellStart"/>
+      <w:r>
+        <w:rPr>
+          <w:lang w:val="es-MX"/>
+        </w:rPr>
+        <w:t>push</w:t>
+      </w:r>
+      <w:proofErr w:type="spellEnd"/>
+      <w:r>
+        <w:rPr>
+          <w:lang w:val="es-MX"/>
+        </w:rPr>
+        <w:t>/pop los registros necesarios en las subrutinas críticas.</w:t>
+      </w:r>
+    </w:p>
+    <w:p>
+      <w:pPr>
+        <w:rPr>
+          <w:lang w:val="es-MX"/>
+        </w:rPr>
+      </w:pPr>
+    </w:p>
+    <w:p>
+      <w:pPr>
+        <w:rPr>
+          <w:lang w:val="es-MX"/>
+        </w:rPr>
+      </w:pPr>
+      <w:r>
+        <w:rPr>
+          <w:lang w:val="es-MX"/>
+        </w:rPr>
+        <w:t>A pesar de estas dificultades, se logró un programa funcional que cumple con todos los requisitos de la práctica, consolidando así los conocimientos de programación en ensamblador y manejo de</w:t>
       </w:r>
     </w:p>
     <w:p>
@@ -1542,7 +2693,7 @@
           <w:szCs w:val="52"/>
         </w:rPr>
       </w:pPr>
-      <w:bookmarkStart w:id="6" w:name="_Toc223744489"/>
+      <w:bookmarkStart w:id="8" w:name="_Toc223842190"/>
       <w:r>
         <w:rPr>
           <w:rFonts w:ascii="Proxima Nova" w:eastAsia="Proxima Nova" w:hAnsi="Proxima Nova" w:cs="Proxima Nova"/>
@@ -1551,7 +2702,7 @@
         </w:rPr>
         <w:t>Bibliografía</w:t>
       </w:r>
-      <w:bookmarkEnd w:id="6"/>
+      <w:bookmarkEnd w:id="8"/>
     </w:p>
     <w:p>
       <w:pPr>
@@ -1570,7 +2721,7 @@
         </w:rPr>
         <w:t xml:space="preserve">D. A. Alpern, “El microprocesador 80386.” </w:t>
       </w:r>
-      <w:hyperlink r:id="rId19" w:history="1">
+      <w:hyperlink r:id="rId24" w:history="1">
         <w:r>
           <w:rPr>
             <w:rStyle w:val="Hipervnculo"/>
@@ -1597,7 +2748,7 @@
         </w:rPr>
         <w:t xml:space="preserve">“Guide to x86 Assembly.” </w:t>
       </w:r>
-      <w:hyperlink r:id="rId20" w:history="1">
+      <w:hyperlink r:id="rId25" w:history="1">
         <w:r>
           <w:rPr>
             <w:rStyle w:val="Hipervnculo"/>
@@ -1781,7 +2932,10 @@
       </w:rPr>
     </w:pPr>
     <w:r>
-      <w:t>UABC_FCQI_ORGANIZACI</w:t>
+      <w:t>UABC_FCQI_ORGANIZAC</w:t>
+    </w:r>
+    <w:r>
+      <w:t>IÓ</w:t>
     </w:r>
     <w:r>
       <w:rPr>
